--- a/Midterm.docx
+++ b/Midterm.docx
@@ -377,7 +377,15 @@
         <w:t xml:space="preserve"> </w:t>
       </w:r>
       <w:r>
-        <w:t>&amp; Nuraeni, 2023</w:t>
+        <w:t xml:space="preserve">&amp; </w:t>
+      </w:r>
+      <w:proofErr w:type="spellStart"/>
+      <w:r>
+        <w:t>Nuraeni</w:t>
+      </w:r>
+      <w:proofErr w:type="spellEnd"/>
+      <w:r>
+        <w:t>, 2023</w:t>
       </w:r>
       <w:r>
         <w:t>.</w:t>
@@ -1805,7 +1813,15 @@
             </w:r>
             <w:proofErr w:type="spellEnd"/>
             <w:r>
-              <w:t xml:space="preserve"> &amp; Nuraeni, 2023</w:t>
+              <w:t xml:space="preserve"> &amp; </w:t>
+            </w:r>
+            <w:proofErr w:type="spellStart"/>
+            <w:r>
+              <w:t>Nuraeni</w:t>
+            </w:r>
+            <w:proofErr w:type="spellEnd"/>
+            <w:r>
+              <w:t>, 2023</w:t>
             </w:r>
           </w:p>
         </w:tc>
@@ -2876,7 +2892,15 @@
             </w:r>
             <w:proofErr w:type="spellEnd"/>
             <w:r>
-              <w:t xml:space="preserve"> &amp; Nuraeni, 2023</w:t>
+              <w:t xml:space="preserve"> &amp; </w:t>
+            </w:r>
+            <w:proofErr w:type="spellStart"/>
+            <w:r>
+              <w:t>Nuraeni</w:t>
+            </w:r>
+            <w:proofErr w:type="spellEnd"/>
+            <w:r>
+              <w:t>, 2023</w:t>
             </w:r>
           </w:p>
         </w:tc>
@@ -4599,7 +4623,7 @@
           <w:noProof/>
         </w:rPr>
         <w:drawing>
-          <wp:inline distT="0" distB="0" distL="0" distR="0" wp14:anchorId="2588BAA8" wp14:editId="47B0D866">
+          <wp:inline distT="0" distB="0" distL="0" distR="0" wp14:anchorId="2588BAA8" wp14:editId="4133E8D2">
             <wp:extent cx="5953965" cy="3572379"/>
             <wp:effectExtent l="0" t="0" r="2540" b="0"/>
             <wp:docPr id="1042195905" name="Picture 1"/>
@@ -4662,7 +4686,7 @@
           <w:noProof/>
         </w:rPr>
         <w:drawing>
-          <wp:inline distT="0" distB="0" distL="0" distR="0" wp14:anchorId="4758B0B1" wp14:editId="7AFC9A1A">
+          <wp:inline distT="0" distB="0" distL="0" distR="0" wp14:anchorId="4758B0B1" wp14:editId="5209133D">
             <wp:extent cx="5943600" cy="3566160"/>
             <wp:effectExtent l="0" t="0" r="0" b="2540"/>
             <wp:docPr id="1776582815" name="Picture 2"/>
@@ -6911,7 +6935,7 @@
           <w:noProof/>
         </w:rPr>
         <w:drawing>
-          <wp:inline distT="0" distB="0" distL="0" distR="0" wp14:anchorId="05EA784F" wp14:editId="29B0B42B">
+          <wp:inline distT="0" distB="0" distL="0" distR="0" wp14:anchorId="05EA784F" wp14:editId="5BCC91FA">
             <wp:extent cx="5943600" cy="4754880"/>
             <wp:effectExtent l="0" t="0" r="0" b="0"/>
             <wp:docPr id="1073865313" name="Picture 3" descr="A diagram of a heat map&#10;&#10;AI-generated content may be incorrect."/>
@@ -7119,7 +7143,7 @@
           <w:noProof/>
         </w:rPr>
         <w:drawing>
-          <wp:inline distT="0" distB="0" distL="0" distR="0" wp14:anchorId="3B904602" wp14:editId="6948D217">
+          <wp:inline distT="0" distB="0" distL="0" distR="0" wp14:anchorId="3B904602" wp14:editId="313F131A">
             <wp:extent cx="5943600" cy="3169920"/>
             <wp:effectExtent l="0" t="0" r="0" b="5080"/>
             <wp:docPr id="891639521" name="Picture 2"/>
@@ -8524,10 +8548,16 @@
               <w:t xml:space="preserve"> = [</w:t>
             </w:r>
             <w:r>
-              <w:t xml:space="preserve">512, </w:t>
-            </w:r>
-            <w:r>
-              <w:t>128]</w:t>
+              <w:t xml:space="preserve">256, </w:t>
+            </w:r>
+            <w:r>
+              <w:t>128</w:t>
+            </w:r>
+            <w:r>
+              <w:t>, 64</w:t>
+            </w:r>
+            <w:r>
+              <w:t>]</w:t>
             </w:r>
           </w:p>
         </w:tc>
@@ -8571,9 +8601,11 @@
             <w:r>
               <w:t>activation = "</w:t>
             </w:r>
-            <w:r>
-              <w:t>tanh</w:t>
-            </w:r>
+            <w:proofErr w:type="spellStart"/>
+            <w:r>
+              <w:t>relu</w:t>
+            </w:r>
+            <w:proofErr w:type="spellEnd"/>
             <w:r>
               <w:t>"</w:t>
             </w:r>
@@ -8623,7 +8655,7 @@
             </w:r>
             <w:proofErr w:type="spellStart"/>
             <w:r>
-              <w:t>adam</w:t>
+              <w:t>lbfgs</w:t>
             </w:r>
             <w:proofErr w:type="spellEnd"/>
             <w:r>
@@ -8683,7 +8715,10 @@
               <w:t xml:space="preserve">lpha = </w:t>
             </w:r>
             <w:r>
-              <w:t>.00005</w:t>
+              <w:t>.0000</w:t>
+            </w:r>
+            <w:r>
+              <w:t>01</w:t>
             </w:r>
           </w:p>
         </w:tc>
@@ -8736,7 +8771,7 @@
             </w:r>
             <w:proofErr w:type="spellEnd"/>
             <w:r>
-              <w:t xml:space="preserve"> = 0.001</w:t>
+              <w:t xml:space="preserve"> = 0.01</w:t>
             </w:r>
           </w:p>
         </w:tc>
@@ -8799,7 +8834,10 @@
             </w:r>
             <w:proofErr w:type="spellEnd"/>
             <w:r>
-              <w:t xml:space="preserve"> = 64</w:t>
+              <w:t xml:space="preserve"> = </w:t>
+            </w:r>
+            <w:r>
+              <w:t>8</w:t>
             </w:r>
           </w:p>
         </w:tc>
@@ -8840,7 +8878,13 @@
             </w:r>
             <w:proofErr w:type="spellEnd"/>
             <w:r>
-              <w:t xml:space="preserve"> = 1000</w:t>
+              <w:t xml:space="preserve"> = </w:t>
+            </w:r>
+            <w:r>
+              <w:t>8</w:t>
+            </w:r>
+            <w:r>
+              <w:t>000</w:t>
             </w:r>
           </w:p>
         </w:tc>
@@ -9055,10 +9099,7 @@
               <w:t xml:space="preserve">solver = </w:t>
             </w:r>
             <w:r>
-              <w:t>“</w:t>
-            </w:r>
-            <w:r>
-              <w:t>newton-</w:t>
+              <w:t>“newton-</w:t>
             </w:r>
             <w:proofErr w:type="spellStart"/>
             <w:r>
@@ -9529,8 +9570,13 @@
             </w:r>
             <w:proofErr w:type="spellEnd"/>
             <w:r>
-              <w:t xml:space="preserve"> &amp; Nuraeni</w:t>
-            </w:r>
+              <w:t xml:space="preserve"> &amp; </w:t>
+            </w:r>
+            <w:proofErr w:type="spellStart"/>
+            <w:r>
+              <w:t>Nuraeni</w:t>
+            </w:r>
+            <w:proofErr w:type="spellEnd"/>
             <w:r>
               <w:t xml:space="preserve">, </w:t>
             </w:r>
@@ -9563,7 +9609,7 @@
               <w:t>9</w:t>
             </w:r>
             <w:r>
-              <w:t>2.20</w:t>
+              <w:t>5.98</w:t>
             </w:r>
             <w:r>
               <w:t>%</w:t>
@@ -10123,8 +10169,13 @@
       </w:r>
       <w:proofErr w:type="spellEnd"/>
       <w:r>
-        <w:t xml:space="preserve"> &amp; Nuraeni</w:t>
-      </w:r>
+        <w:t xml:space="preserve"> &amp; </w:t>
+      </w:r>
+      <w:proofErr w:type="spellStart"/>
+      <w:r>
+        <w:t>Nuraeni</w:t>
+      </w:r>
+      <w:proofErr w:type="spellEnd"/>
       <w:r>
         <w:t xml:space="preserve"> (</w:t>
       </w:r>
@@ -10167,8 +10218,13 @@
       </w:r>
       <w:proofErr w:type="spellEnd"/>
       <w:r>
-        <w:t xml:space="preserve"> &amp; Nuraeni</w:t>
-      </w:r>
+        <w:t xml:space="preserve"> &amp; </w:t>
+      </w:r>
+      <w:proofErr w:type="spellStart"/>
+      <w:r>
+        <w:t>Nuraeni</w:t>
+      </w:r>
+      <w:proofErr w:type="spellEnd"/>
       <w:r>
         <w:t xml:space="preserve"> (</w:t>
       </w:r>
@@ -12460,6 +12516,7 @@
   <w:style w:type="character" w:default="1" w:styleId="DefaultParagraphFont">
     <w:name w:val="Default Paragraph Font"/>
     <w:uiPriority w:val="1"/>
+    <w:semiHidden/>
     <w:unhideWhenUsed/>
   </w:style>
   <w:style w:type="table" w:default="1" w:styleId="TableNormal">
